--- a/hin/docx/44.content.docx
+++ b/hin/docx/44.content.docx
@@ -136,13 +136,6 @@
         <w:rPr>
           <w:lang w:val="hi_IN" w:bidi="hi_IN"/>
         </w:rPr>
-      </w:r>
-      <w:r>
-        <w:rPr>
-          <w:i/>
-          <w:lang w:val="hi_IN" w:bidi="hi_IN"/>
-        </w:rPr>
-        <w:t>प्रेरितों के काम 1:1, प्रेरितों के काम 1:3, प्रेरितों के काम 1:4, प्रेरितों के काम 1:5, प्रेरितों के काम 1:7, प्रेरितों के काम 1:8, प्रेरितों के काम 1:8 (#2), प्रेरितों के काम 1:9, प्रेरितों के काम 1:11, प्रेरितों के काम 1:14, प्रेरितों के काम 1:16, प्रेरितों के काम 1:18, प्रेरितों के काम 1:20, प्रेरितों के काम 1:21–22, प्रेरितों के काम 1:24–26, प्रेरितों के काम 1:26, प्रेरितों के काम 2:1, प्रेरितों के काम 2:4, प्रेरितों के काम 2:5, प्रेरितों के काम 2:6, प्रेरितों के काम 2:11, प्रेरितों के काम 2:13–15, प्रेरितों के काम 2:16–20, प्रेरितों के काम 2:21, प्रेरितों के काम 2:22, प्रेरितों के काम 2:23, प्रेरितों के काम 2:25–27, प्रेरितों के काम 2:30, प्रेरितों के काम 2:31, प्रेरितों के काम 2:32, प्रेरितों के काम 2:36, प्रेरितों के काम 2:37, प्रेरितों के काम 2:38, प्रेरितों के काम 2:39, प्रेरितों के काम 2:41, प्रेरितों के काम 2:42, प्रेरितों के काम 2:44–45, प्रेरितों के काम 2:46, प्रेरितों के काम 2:47, प्रेरितों के काम 3:2, प्रेरितों के काम 3:6, प्रेरितों के काम 3:7, प्रेरितों के काम 3:8, प्रेरितों के काम 3:10, प्रेरितों के काम 3:15, प्रेरितों के काम 3:16, प्रेरितों के काम 3:19, प्रेरितों के काम 3:21, प्रेरितों के काम 3:22, प्रेरितों के काम 3:23, प्रेरितों के काम 3:25, प्रेरितों के काम 3:26, प्रेरितों के काम 4:2, प्रेरितों के काम 4:3, प्रेरितों के काम 4:4, प्रेरितों के काम 4:10, प्रेरितों के काम 4:12, प्रेरितों के काम 4:14, प्रेरितों के काम 4:18, प्रेरितों के काम 4:20, प्रेरितों के काम 4:29–30, प्रेरितों के काम 4:31, प्रेरितों के काम 4:32, प्रेरितों के काम 4:34–35, प्रेरितों के काम 4:36, प्रेरितों के काम 5:1–2, प्रेरितों के काम 5:3–4, प्रेरितों के काम 5:5, प्रेरितों के काम 5:10, प्रेरितों के काम 5:11, प्रेरितों के काम 5:15–16, प्रेरितों के काम 5:17–18, प्रेरितों के काम 5:19, प्रेरितों के काम 5:23, प्रेरितों के काम 5:26, प्रेरितों के काम 5:29, प्रेरितों के काम 5:30, प्रेरितों के काम 5:33, प्रेरितों के काम 5:38–39, प्रेरितों के काम 5:39, प्रेरितों के काम 5:40, प्रेरितों के काम 5:41, प्रेरितों के काम 5:42, प्रेरितों के काम 6:1, प्रेरितों के काम 6:3, प्रेरितों के काम 6:3 (#2), प्रेरितों के काम 6:4, प्रेरितों के काम 6:6, प्रेरितों के काम 6:7, प्रेरितों के काम 6:10, प्रेरितों के काम 6:14, प्रेरितों के काम 6:15, प्रेरितों के काम 7:2, प्रेरितों के काम 7:5, प्रेरितों के काम 7:5 (#2), प्रेरितों के काम 7:6, प्रेरितों के काम 7:8, प्रेरितों के काम 7:9, प्रेरितों के काम 7:10, प्रेरितों के काम 7:12–13, प्रेरितों के काम 7:14, प्रेरितों के काम 7:17, प्रेरितों के काम 7:19, प्रेरितों के काम 7:21, प्रेरितों के काम 7:22, प्रेरितों के काम 7:24, प्रेरितों के काम 7:29, प्रेरितों के काम 7:30, प्रेरितों के काम 7:34, प्रेरितों के काम 7:36, प्रेरितों के काम 7:37, प्रेरितों के काम 7:41, प्रेरितों के काम 7:42, प्रेरितों के काम 7:43, प्रेरितों के काम 7:44–45, प्रेरितों के काम 7:45, प्रेरितों के काम 7:46, प्रेरितों के काम 7:47, प्रेरितों के काम 7:49, प्रेरितों के काम 7:51, प्रेरितों के काम 7:52, प्रेरितों के काम 7:54, प्रेरितों के काम 7:55–56, प्रेरितों के काम 7:57–58, प्रेरितों के काम 7:58, प्रेरितों के काम 7:60, प्रेरितों के काम 8:1, प्रेरितों के काम 8:1 (#2), प्रेरितों के काम 8:1 (#3), प्रेरितों के काम 8:6, प्रेरितों के काम 8:9–11, प्रेरितों के काम 8:13, प्रेरितों के काम 8:17, प्रेरितों के काम 8:18–19, प्रेरितों के काम 8:23, प्रेरितों के काम 8:26, प्रेरितों के काम 8:27–28, प्रेरितों के काम 8:30, प्रेरितों के काम 8:31, प्रेरितों के काम 8:32, प्रेरितों के काम 8:34, प्रेरितों के काम 8:35, प्रेरितों के काम 8:38, प्रेरितों के काम 8:39, प्रेरितों के काम 8:39 (#2), प्रेरितों के काम 9:1–2, प्रेरितों के काम 9:3, प्रेरितों के काम 9:4, प्रेरितों के काम 9:5, प्रेरितों के काम 9:8, प्रेरितों के काम 9:8–9, प्रेरितों के काम 9:11–12, प्रेरितों के काम 9:13–14, प्रेरितों के काम 9:15, प्रेरितों के काम 9:16, प्रेरितों के काम 9:18–19, प्रेरितों के काम 9:20, प्रेरितों के काम 9:25, प्रेरितों के काम 9:26, प्रेरितों के काम 9:27, प्रेरितों के काम 9:28, प्रेरितों के काम 9:31, प्रेरितों के काम 9:33–35, प्रेरितों के काम 9:40, प्रेरितों के काम 10:1–2, प्रेरितों के काम 10:4, प्रेरितों के काम 10:5, प्रेरितों के काम 10:11–12, प्रेरितों के काम 10:13, प्रेरितों के काम 10:14, प्रेरितों के काम 10:15, प्रेरितों के काम 10:20, प्रेरितों के काम 10:22, प्रेरितों के काम 10:26, प्रेरितों के काम 10:28, प्रेरितों के काम 10:35, प्रेरितों के काम 10:38, प्रेरितों के काम 10:40–41, प्रेरितों के काम 10:42, प्रेरितों के काम 10:43, प्रेरितों के काम 10:44, प्रेरितों के काम 10:45, प्रेरितों के काम 10:46, प्रेरितों के काम 10:48, प्रेरितों के काम 11:1, प्रेरितों के काम 11:2–3, प्रेरितों के काम 11:15, प्रेरितों के काम 11:18, प्रेरितों के काम 11:19, प्रेरितों के काम 11:20–21, प्रेरितों के काम 11:22–23, प्रेरितों के काम 11:26, प्रेरितों के काम 11:26 (#2), प्रेरितों के काम 11:28, प्रेरितों के काम 11:29–30, प्रेरितों के काम 12:2, प्रेरितों के काम 12:3–4, प्रेरितों के काम 12:5, प्रेरितों के काम 12:8–10, प्रेरितों के काम 12:13–14, प्रेरितों के काम 12:15, प्रेरितों के काम 12:17, प्रेरितों के काम 12:19, प्रेरितों के काम 12:22, प्रेरितों के काम 12:23, प्रेरितों के काम 12:24, प्रेरितों के काम 12:25, प्रेरितों के काम 13:2, प्रेरितों के काम 13:2 (#2), प्रेरितों के काम 13:3, प्रेरितों के काम 13:5, प्रेरितों के काम 13:6–7, प्रेरितों के काम 13:7, प्रेरितों के काम 13:9, प्रेरितों के काम 13:11, प्रेरितों के काम 13:12, प्रेरितों के काम 13:13, प्रेरितों के काम 13:15, प्रेरितों के काम 13:17, प्रेरितों के काम 13:23, प्रेरितों के काम 13:24–25, प्रेरितों के काम 13:27, प्रेरितों के काम 13:31, प्रेरितों के काम 13:33, प्रेरितों के काम 13:35, प्रेरितों के काम 13:38, प्रेरितों के काम 13:40–41, प्रेरितों के काम 13:44, प्रेरितों के काम 13:45, प्रेरितों के काम 13:46, प्रेरितों के काम 13:48, प्रेरितों के काम 13:48 (#2), प्रेरितों के काम 13:50, प्रेरितों के काम 13:51, प्रेरितों के काम 14:1–2, प्रेरितों के काम 14:3, प्रेरितों के काम 14:5–7, प्रेरितों के काम 14:8–10, प्रेरितों के काम 14:11–13, प्रेरितों के काम 14:14–15, प्रेरितों के काम 14:17, प्रेरितों के काम 14:18, प्रेरितों के काम 14:19, प्रेरितों के काम 14:20, प्रेरितों के काम 14:22, प्रेरितों के काम 14:23, प्रेरितों के काम 14:27, प्रेरितों के काम 15:1, प्रेरितों के काम 15:2, प्रेरितों के काम 15:3, प्रेरितों के काम 15:5, प्रेरितों के काम 15:8–9, प्रेरितों के काम 15:11, प्रेरितों के काम 15:12, प्रेरितों के काम 15:16–17, प्रेरितों के काम 15:20, प्रेरितों के काम 15:28, प्रेरितों के काम 15:31, प्रेरितों के काम 15:35, प्रेरितों के काम 15:36, प्रेरितों के काम 15:39, प्रेरितों के काम 16:3, प्रेरितों के काम 16:4, प्रेरितों के काम 16:9, प्रेरितों के काम 16:13, प्रेरितों के काम 16:14, प्रेरितों के काम 16:15, प्रेरितों के काम 16:16, प्रेरितों के काम 16:17–18, प्रेरितों के काम 16:21, प्रेरितों के काम 16:22–24, प्रेरितों के काम 16:25, प्रेरितों के काम 16:26, प्रेरितों के काम 16:30, प्रेरितों के काम 16:31, प्रेरितों के काम 16:33, प्रेरितों के काम 16:37–38, प्रेरितों के काम 16:40, प्रेरितों के काम 17:1–2, प्रेरितों के काम 17:3, प्रेरितों के काम 17:7, प्रेरितों के काम 17:10, प्रेरितों के काम 17:11, प्रेरितों के काम 17:13–14, प्रेरितों के काम 17:17, प्रेरितों के काम 17:19–20, प्रेरितों के काम 17:23, प्रेरितों के काम 17:25, प्रेरितों के काम 17:26, प्रेरितों के काम 17:27, प्रेरितों के काम 17:29, प्रेरितों के काम 17:30, प्रेरितों के काम 17:31, प्रेरितों के काम 17:31 (#2), प्रेरितों के काम 17:32, प्रेरितों के काम 17:34, प्रेरितों के काम 18:3, प्रेरितों के काम 18:5, प्रेरितों के काम 18:6, प्रेरितों के काम 18:9–10, प्रेरितों के काम 18:12–13, प्रेरितों के काम 18:15, प्रेरितों के काम 18:18–19, प्रेरितों के काम 18:22, प्रेरितों के काम 18:25, प्रेरितों के काम 18:26, प्रेरितों के काम 18:28, प्रेरितों के काम 19:2, प्रेरितों के काम 19:4, प्रेरितों के काम 19:4 (#2), प्रेरितों के काम 19:5, प्रेरितों के काम 19:6, प्रेरितों के काम 19:9, प्रेरितों के काम 19:12, प्रेरितों के काम 19:16, प्रेरितों के काम 19:19, प्रेरितों के काम 19:21, प्रेरितों के काम 19:26, प्रेरितों के काम 19:28–29, प्रेरितों के काम 19:30–31, प्रेरितों के काम 19:38, प्रेरितों के काम 19:40, प्रेरितों के काम 20:3, प्रेरितों के काम 20:7, प्रेरितों के काम 20:9–10, प्रेरितों के काम 20:16, प्रेरितों के काम 20:18–21, प्रेरितों के काम 20:23, प्रेरितों के काम 20:24, प्रेरितों के काम 20:26–27, प्रेरितों के काम 20:28, प्रेरितों के काम 20:30, प्रेरितों के काम 20:32, प्रेरितों के काम 20:34–35, प्रेरितों के काम 20:38, प्रेरितों के काम 21:4, प्रेरितों के काम 21:9, प्रेरितों के काम 21:11, प्रेरितों के काम 21:13, प्रेरितों के काम 21:18, प्रेरितों के काम 21:21, प्रेरितों के काम 21:24, प्रेरितों के काम 21:25, प्रेरितों के काम 21:28, प्रेरितों के काम 21:30–31, प्रेरितों के काम 21:33, प्रेरितों के काम 21:36, प्रेरितों के काम 21:39, प्रेरितों के काम 21:40, प्रेरितों के काम 22:2, प्रेरितों के काम 22:3, प्रेरितों के काम 22:4, प्रेरितों के काम 22:7, प्रेरितों के काम 22:8, प्रेरितों के काम 22:11, प्रेरितों के काम 22:12–13, प्रेरितों के काम 22:16, प्रेरितों के काम 22:18, प्रेरितों के काम 22:21, प्रेरितों के काम 22:23, प्रेरितों के काम 22:25, प्रेरितों के काम 22:28, प्रेरितों के काम 22:30, प्रेरितों के काम 23:1–2, प्रेरितों के काम 23:6, प्रेरितों के काम 23:7–8, प्रेरितों के काम 23:10, प्रेरितों के काम 23:11, प्रेरितों के काम 23:12–13, प्रेरितों के काम 23:14–15, प्रेरितों के काम 23:16, प्रेरितों के काम 23:23–24, प्रेरितों के काम 23:29, प्रेरितों के काम 23:35, प्रेरितों के काम 23:35 (#2), प्रेरितों के काम 24:5, प्रेरितों के काम 24:5–6, प्रेरितों के काम 24:12, प्रेरितों के काम 24:14, प्रेरितों के काम 24:15, प्रेरितों के काम 24:17, प्रेरितों के काम 24:18, प्रेरितों के काम 24:22, प्रेरितों के काम 24:22 (#2), प्रेरितों के काम 24:24–25, प्रेरितों के काम 24:25, प्रेरितों के काम 24:27, प्रेरितों के काम 25:3, प्रेरितों के काम 25:4–5, प्रेरितों के काम 25:9, प्रेरितों के काम 25:9 (#2), प्रेरितों के काम 25:10, प्रेरितों के काम 25:12, प्रेरितों के काम 25:16, प्रेरितों के काम 25:19, प्रेरितों के काम 25:26, प्रेरितों के काम 25:27, प्रेरितों के काम 26:3, प्रेरितों के काम 26:5, प्रेरितों के काम 26:6–8, प्रेरितों के काम 26:9–11, प्रेरितों के काम 26:13, प्रेरितों के काम 26:14, प्रेरितों के काम 26:15, प्रेरितों के काम 26:16–17, प्रेरितों के काम 26:18, प्रेरितों के काम 26:20, प्रेरितों के काम 26:22–23, प्रेरितों के काम 26:24–25, प्रेरितों के काम 26:28–29, प्रेरितों के काम 26:31–32, प्रेरितों के काम 27:3, प्रेरितों के काम 27:7–8, प्रेरितों के काम 27:10–11, प्रेरितों के काम 27:14, प्रेरितों के काम 27:20, प्रेरितों के काम 27:23–24, प्रेरितों के काम 27:27, प्रेरितों के काम 27:30, प्रेरितों के काम 27:31, प्रेरितों के काम 27:33, प्रेरितों के काम 27:39–41, प्रेरितों के काम 27:42, प्रेरितों के काम 27:43, प्रेरितों के काम 27:44, प्रेरितों के काम 28:2, प्रेरितों के काम 28:4, प्रेरितों के काम 28:6, प्रेरितों के काम 28:8–9, प्रेरितों के काम 28:11, प्रेरितों के काम 28:15, प्रेरितों के काम 28:16, प्रेरितों के काम 28:20, प्रेरितों के काम 28:22, प्रेरितों के काम 28:23, प्रेरितों के काम 28:24, प्रेरितों के काम 28:26, प्रेरितों के काम 28:28, प्रेरितों के काम 28:31, प्रेरितों के काम 28:31 (#2)</w:t>
       </w:r>
       <w:r>
         <w:rPr>

--- a/hin/docx/44.content.docx
+++ b/hin/docx/44.content.docx
@@ -123,19 +123,6 @@
           <w:lang w:val="hi_IN" w:bidi="hi_IN"/>
         </w:rPr>
         <w:t>ACT</w:t>
-      </w:r>
-      <w:r>
-        <w:rPr>
-          <w:lang w:val="hi_IN" w:bidi="hi_IN"/>
-        </w:rPr>
-      </w:r>
-    </w:p>
-    <w:p>
-      <w:pPr/>
-      <w:r>
-        <w:rPr>
-          <w:lang w:val="hi_IN" w:bidi="hi_IN"/>
-        </w:rPr>
       </w:r>
       <w:r>
         <w:rPr>

--- a/hin/docx/44.content.docx
+++ b/hin/docx/44.content.docx
@@ -19,7 +19,7 @@
         <w:rPr>
           <w:lang w:val="hi_IN" w:bidi="hi_IN"/>
         </w:rPr>
-        <w:t>Resource: अनुवाद प्रश्न (unfoldingWord)</w:t>
+        <w:t>Resource: unfoldingWord® Translation Questions</w:t>
       </w:r>
       <w:r>
         <w:rPr>
@@ -85,7 +85,7 @@
         <w:rPr>
           <w:lang w:val="hi_IN" w:bidi="hi_IN"/>
         </w:rPr>
-        <w:t>अनुवाद प्रश्न (unfoldingWord)</w:t>
+        <w:t>unfoldingWord® Translation Questions</w:t>
       </w:r>
     </w:p>
     <w:p>
